--- a/fuentes/Actividad_didactica_CF09.docx
+++ b/fuentes/Actividad_didactica_CF09.docx
@@ -699,7 +699,6 @@
                 <w:szCs w:val="20"/>
               </w:rPr>
             </w:pPr>
-            <w:bookmarkStart w:id="0" w:name="_GoBack"/>
             <w:r>
               <w:rPr>
                 <w:rFonts w:eastAsia="Calibri"/>
@@ -747,7 +746,6 @@
               </w:rPr>
               <w:t>.</w:t>
             </w:r>
-            <w:bookmarkEnd w:id="0"/>
           </w:p>
         </w:tc>
       </w:tr>
@@ -891,6 +889,37 @@
                 <w:szCs w:val="20"/>
               </w:rPr>
             </w:pPr>
+            <w:r>
+              <w:rPr>
+                <w:rFonts w:eastAsia="Calibri"/>
+                <w:b/>
+                <w:color w:val="000000" w:themeColor="text1"/>
+                <w:sz w:val="20"/>
+                <w:szCs w:val="20"/>
+              </w:rPr>
+              <w:t xml:space="preserve">¿Cuál es el propósito principal del análisis de requerimientos en el diseño de </w:t>
+            </w:r>
+            <w:r>
+              <w:rPr>
+                <w:rFonts w:eastAsia="Calibri"/>
+                <w:b/>
+                <w:i/>
+                <w:color w:val="000000" w:themeColor="text1"/>
+                <w:sz w:val="20"/>
+                <w:szCs w:val="20"/>
+              </w:rPr>
+              <w:t>software</w:t>
+            </w:r>
+            <w:r>
+              <w:rPr>
+                <w:rFonts w:eastAsia="Calibri"/>
+                <w:b/>
+                <w:color w:val="000000" w:themeColor="text1"/>
+                <w:sz w:val="20"/>
+                <w:szCs w:val="20"/>
+              </w:rPr>
+              <w:t>?</w:t>
+            </w:r>
           </w:p>
         </w:tc>
       </w:tr>
@@ -939,6 +968,14 @@
                 <w:szCs w:val="20"/>
               </w:rPr>
             </w:pPr>
+            <w:r>
+              <w:rPr>
+                <w:color w:val="auto"/>
+                <w:sz w:val="20"/>
+                <w:szCs w:val="20"/>
+              </w:rPr>
+              <w:t>Definir la estructura del código.</w:t>
+            </w:r>
           </w:p>
         </w:tc>
         <w:tc>
@@ -1007,6 +1044,14 @@
                 <w:szCs w:val="20"/>
               </w:rPr>
             </w:pPr>
+            <w:r>
+              <w:rPr>
+                <w:color w:val="auto"/>
+                <w:sz w:val="20"/>
+                <w:szCs w:val="20"/>
+              </w:rPr>
+              <w:t>Comprender las necesidades del sistema y de los usuarios.</w:t>
+            </w:r>
           </w:p>
         </w:tc>
         <w:tc>
@@ -1086,6 +1131,14 @@
                 <w:szCs w:val="20"/>
               </w:rPr>
             </w:pPr>
+            <w:r>
+              <w:rPr>
+                <w:color w:val="auto"/>
+                <w:sz w:val="20"/>
+                <w:szCs w:val="20"/>
+              </w:rPr>
+              <w:t>Diseñar la interfaz gráfica.</w:t>
+            </w:r>
           </w:p>
         </w:tc>
         <w:tc>
@@ -1153,6 +1206,14 @@
                 <w:szCs w:val="20"/>
               </w:rPr>
             </w:pPr>
+            <w:r>
+              <w:rPr>
+                <w:color w:val="auto"/>
+                <w:sz w:val="20"/>
+                <w:szCs w:val="20"/>
+              </w:rPr>
+              <w:t>Crear los diagramas de clases.</w:t>
+            </w:r>
           </w:p>
         </w:tc>
         <w:tc>
@@ -1229,7 +1290,7 @@
                 <w:sz w:val="20"/>
                 <w:szCs w:val="20"/>
               </w:rPr>
-              <w:t xml:space="preserve">¡Excelente trabajo! Se evidencia un buen dominio de los conceptos relacionados con las interfaces gráficas de usuario, su diseño, usabilidad y aplicación en entornos de escritorio y </w:t>
+              <w:t xml:space="preserve">¡Excelente trabajo! Se evidencia un buen dominio de los conceptos relacionados con el diseño y la arquitectura de </w:t>
             </w:r>
             <w:r>
               <w:rPr>
@@ -1240,7 +1301,7 @@
                 <w:sz w:val="20"/>
                 <w:szCs w:val="20"/>
               </w:rPr>
-              <w:t>web</w:t>
+              <w:t>software</w:t>
             </w:r>
             <w:r>
               <w:rPr>
@@ -1363,6 +1424,16 @@
                 <w:szCs w:val="20"/>
               </w:rPr>
             </w:pPr>
+            <w:r>
+              <w:rPr>
+                <w:rFonts w:eastAsia="Calibri"/>
+                <w:b/>
+                <w:color w:val="000000" w:themeColor="text1"/>
+                <w:sz w:val="20"/>
+                <w:szCs w:val="20"/>
+              </w:rPr>
+              <w:t>¿Qué documento contiene la información obtenida durante el proceso de análisis del sistema?</w:t>
+            </w:r>
           </w:p>
         </w:tc>
       </w:tr>
@@ -1413,6 +1484,24 @@
                 <w:szCs w:val="20"/>
               </w:rPr>
             </w:pPr>
+            <w:r>
+              <w:rPr>
+                <w:rFonts w:eastAsia="Calibri"/>
+                <w:color w:val="auto"/>
+                <w:sz w:val="20"/>
+                <w:szCs w:val="20"/>
+              </w:rPr>
+              <w:t>Manual de usuario</w:t>
+            </w:r>
+            <w:r>
+              <w:rPr>
+                <w:rFonts w:eastAsia="Calibri"/>
+                <w:color w:val="auto"/>
+                <w:sz w:val="20"/>
+                <w:szCs w:val="20"/>
+              </w:rPr>
+              <w:t>.</w:t>
+            </w:r>
           </w:p>
         </w:tc>
         <w:tc>
@@ -1480,6 +1569,24 @@
                 <w:szCs w:val="20"/>
               </w:rPr>
             </w:pPr>
+            <w:r>
+              <w:rPr>
+                <w:rFonts w:eastAsia="Calibri"/>
+                <w:color w:val="auto"/>
+                <w:sz w:val="20"/>
+                <w:szCs w:val="20"/>
+              </w:rPr>
+              <w:t>Documento de pruebas</w:t>
+            </w:r>
+            <w:r>
+              <w:rPr>
+                <w:rFonts w:eastAsia="Calibri"/>
+                <w:color w:val="auto"/>
+                <w:sz w:val="20"/>
+                <w:szCs w:val="20"/>
+              </w:rPr>
+              <w:t>.</w:t>
+            </w:r>
           </w:p>
         </w:tc>
         <w:tc>
@@ -1548,6 +1655,24 @@
                 <w:szCs w:val="20"/>
               </w:rPr>
             </w:pPr>
+            <w:r>
+              <w:rPr>
+                <w:rFonts w:eastAsia="Calibri"/>
+                <w:color w:val="auto"/>
+                <w:sz w:val="20"/>
+                <w:szCs w:val="20"/>
+              </w:rPr>
+              <w:t>Informe de análisis</w:t>
+            </w:r>
+            <w:r>
+              <w:rPr>
+                <w:rFonts w:eastAsia="Calibri"/>
+                <w:color w:val="auto"/>
+                <w:sz w:val="20"/>
+                <w:szCs w:val="20"/>
+              </w:rPr>
+              <w:t>.</w:t>
+            </w:r>
           </w:p>
         </w:tc>
         <w:tc>
@@ -1622,6 +1747,24 @@
                 <w:szCs w:val="20"/>
               </w:rPr>
             </w:pPr>
+            <w:r>
+              <w:rPr>
+                <w:rFonts w:eastAsia="Calibri"/>
+                <w:color w:val="auto"/>
+                <w:sz w:val="20"/>
+                <w:szCs w:val="20"/>
+              </w:rPr>
+              <w:t>Guía de instalación</w:t>
+            </w:r>
+            <w:r>
+              <w:rPr>
+                <w:rFonts w:eastAsia="Calibri"/>
+                <w:color w:val="auto"/>
+                <w:sz w:val="20"/>
+                <w:szCs w:val="20"/>
+              </w:rPr>
+              <w:t>.</w:t>
+            </w:r>
           </w:p>
         </w:tc>
         <w:tc>
@@ -1698,7 +1841,7 @@
                 <w:sz w:val="20"/>
                 <w:szCs w:val="20"/>
               </w:rPr>
-              <w:t xml:space="preserve">¡Excelente trabajo! Se evidencia un buen dominio de los conceptos relacionados con las interfaces gráficas de usuario, su diseño, usabilidad y aplicación en entornos de escritorio y </w:t>
+              <w:t xml:space="preserve">¡Excelente trabajo! Se evidencia un buen dominio de los conceptos relacionados con el diseño y la arquitectura de </w:t>
             </w:r>
             <w:r>
               <w:rPr>
@@ -1709,7 +1852,7 @@
                 <w:sz w:val="20"/>
                 <w:szCs w:val="20"/>
               </w:rPr>
-              <w:t>web</w:t>
+              <w:t>software</w:t>
             </w:r>
             <w:r>
               <w:rPr>
@@ -1832,6 +1975,16 @@
                 <w:szCs w:val="20"/>
               </w:rPr>
             </w:pPr>
+            <w:r>
+              <w:rPr>
+                <w:rFonts w:eastAsia="Calibri"/>
+                <w:b/>
+                <w:color w:val="auto"/>
+                <w:sz w:val="20"/>
+                <w:szCs w:val="20"/>
+              </w:rPr>
+              <w:t>¿Cuál de los siguientes conceptos pertenece al diseño orientado a objetos?</w:t>
+            </w:r>
           </w:p>
         </w:tc>
       </w:tr>
@@ -1879,6 +2032,22 @@
                 <w:szCs w:val="20"/>
               </w:rPr>
             </w:pPr>
+            <w:r>
+              <w:rPr>
+                <w:color w:val="auto"/>
+                <w:sz w:val="20"/>
+                <w:szCs w:val="20"/>
+              </w:rPr>
+              <w:t>Compilación</w:t>
+            </w:r>
+            <w:r>
+              <w:rPr>
+                <w:color w:val="auto"/>
+                <w:sz w:val="20"/>
+                <w:szCs w:val="20"/>
+              </w:rPr>
+              <w:t>.</w:t>
+            </w:r>
           </w:p>
         </w:tc>
         <w:tc>
@@ -1946,6 +2115,22 @@
                 <w:szCs w:val="20"/>
               </w:rPr>
             </w:pPr>
+            <w:r>
+              <w:rPr>
+                <w:color w:val="auto"/>
+                <w:sz w:val="20"/>
+                <w:szCs w:val="20"/>
+              </w:rPr>
+              <w:t>Encapsulamiento</w:t>
+            </w:r>
+            <w:r>
+              <w:rPr>
+                <w:color w:val="auto"/>
+                <w:sz w:val="20"/>
+                <w:szCs w:val="20"/>
+              </w:rPr>
+              <w:t>.</w:t>
+            </w:r>
           </w:p>
         </w:tc>
         <w:tc>
@@ -2022,6 +2207,22 @@
                 <w:szCs w:val="20"/>
               </w:rPr>
             </w:pPr>
+            <w:r>
+              <w:rPr>
+                <w:color w:val="auto"/>
+                <w:sz w:val="20"/>
+                <w:szCs w:val="20"/>
+              </w:rPr>
+              <w:t>Conectividad</w:t>
+            </w:r>
+            <w:r>
+              <w:rPr>
+                <w:color w:val="auto"/>
+                <w:sz w:val="20"/>
+                <w:szCs w:val="20"/>
+              </w:rPr>
+              <w:t>.</w:t>
+            </w:r>
           </w:p>
         </w:tc>
         <w:tc>
@@ -2090,6 +2291,22 @@
                 <w:szCs w:val="20"/>
               </w:rPr>
             </w:pPr>
+            <w:r>
+              <w:rPr>
+                <w:color w:val="auto"/>
+                <w:sz w:val="20"/>
+                <w:szCs w:val="20"/>
+              </w:rPr>
+              <w:t>Indexación</w:t>
+            </w:r>
+            <w:r>
+              <w:rPr>
+                <w:color w:val="auto"/>
+                <w:sz w:val="20"/>
+                <w:szCs w:val="20"/>
+              </w:rPr>
+              <w:t>.</w:t>
+            </w:r>
           </w:p>
         </w:tc>
         <w:tc>
@@ -2167,7 +2384,7 @@
                 <w:sz w:val="20"/>
                 <w:szCs w:val="20"/>
               </w:rPr>
-              <w:t xml:space="preserve">¡Excelente trabajo! Se evidencia un buen dominio de los conceptos relacionados con las interfaces gráficas de usuario, su diseño, usabilidad y aplicación en entornos de escritorio y </w:t>
+              <w:t xml:space="preserve">¡Excelente trabajo! Se evidencia un buen dominio de los conceptos relacionados con el diseño y la arquitectura de </w:t>
             </w:r>
             <w:r>
               <w:rPr>
@@ -2178,7 +2395,7 @@
                 <w:sz w:val="20"/>
                 <w:szCs w:val="20"/>
               </w:rPr>
-              <w:t>web</w:t>
+              <w:t>software</w:t>
             </w:r>
             <w:r>
               <w:rPr>
@@ -2301,6 +2518,16 @@
                 <w:szCs w:val="20"/>
               </w:rPr>
             </w:pPr>
+            <w:r>
+              <w:rPr>
+                <w:rFonts w:eastAsia="Calibri"/>
+                <w:b/>
+                <w:color w:val="000000" w:themeColor="text1"/>
+                <w:sz w:val="20"/>
+                <w:szCs w:val="20"/>
+              </w:rPr>
+              <w:t>¿Qué principio del diseño de software busca reducir la dependencia entre componentes?</w:t>
+            </w:r>
           </w:p>
         </w:tc>
       </w:tr>
@@ -2351,6 +2578,22 @@
                 <w:szCs w:val="20"/>
               </w:rPr>
             </w:pPr>
+            <w:r>
+              <w:rPr>
+                <w:color w:val="auto"/>
+                <w:sz w:val="20"/>
+                <w:szCs w:val="20"/>
+              </w:rPr>
+              <w:t>Acoplamiento bajo</w:t>
+            </w:r>
+            <w:r>
+              <w:rPr>
+                <w:color w:val="auto"/>
+                <w:sz w:val="20"/>
+                <w:szCs w:val="20"/>
+              </w:rPr>
+              <w:t>.</w:t>
+            </w:r>
           </w:p>
         </w:tc>
         <w:tc>
@@ -2369,6 +2612,15 @@
                 <w:szCs w:val="20"/>
               </w:rPr>
             </w:pPr>
+            <w:r>
+              <w:rPr>
+                <w:rFonts w:eastAsia="Calibri"/>
+                <w:color w:val="000000" w:themeColor="text1"/>
+                <w:sz w:val="20"/>
+                <w:szCs w:val="20"/>
+              </w:rPr>
+              <w:t>X</w:t>
+            </w:r>
           </w:p>
         </w:tc>
       </w:tr>
@@ -2417,6 +2669,22 @@
                 <w:szCs w:val="20"/>
               </w:rPr>
             </w:pPr>
+            <w:r>
+              <w:rPr>
+                <w:color w:val="auto"/>
+                <w:sz w:val="20"/>
+                <w:szCs w:val="20"/>
+              </w:rPr>
+              <w:t>Alta cohesión</w:t>
+            </w:r>
+            <w:r>
+              <w:rPr>
+                <w:color w:val="auto"/>
+                <w:sz w:val="20"/>
+                <w:szCs w:val="20"/>
+              </w:rPr>
+              <w:t>.</w:t>
+            </w:r>
           </w:p>
         </w:tc>
         <w:tc>
@@ -2488,6 +2756,22 @@
                 <w:szCs w:val="20"/>
               </w:rPr>
             </w:pPr>
+            <w:r>
+              <w:rPr>
+                <w:color w:val="auto"/>
+                <w:sz w:val="20"/>
+                <w:szCs w:val="20"/>
+              </w:rPr>
+              <w:t>Modularidad</w:t>
+            </w:r>
+            <w:r>
+              <w:rPr>
+                <w:color w:val="auto"/>
+                <w:sz w:val="20"/>
+                <w:szCs w:val="20"/>
+              </w:rPr>
+              <w:t>.</w:t>
+            </w:r>
           </w:p>
         </w:tc>
         <w:tc>
@@ -2554,6 +2838,22 @@
                 <w:szCs w:val="20"/>
               </w:rPr>
             </w:pPr>
+            <w:r>
+              <w:rPr>
+                <w:color w:val="auto"/>
+                <w:sz w:val="20"/>
+                <w:szCs w:val="20"/>
+              </w:rPr>
+              <w:t>Reutilización</w:t>
+            </w:r>
+            <w:r>
+              <w:rPr>
+                <w:color w:val="auto"/>
+                <w:sz w:val="20"/>
+                <w:szCs w:val="20"/>
+              </w:rPr>
+              <w:t>.</w:t>
+            </w:r>
           </w:p>
         </w:tc>
         <w:tc>
@@ -2572,15 +2872,6 @@
                 <w:szCs w:val="20"/>
               </w:rPr>
             </w:pPr>
-            <w:r>
-              <w:rPr>
-                <w:rFonts w:eastAsia="Calibri"/>
-                <w:color w:val="000000" w:themeColor="text1"/>
-                <w:sz w:val="20"/>
-                <w:szCs w:val="20"/>
-              </w:rPr>
-              <w:t>X</w:t>
-            </w:r>
           </w:p>
         </w:tc>
       </w:tr>
@@ -2640,7 +2931,7 @@
                 <w:sz w:val="20"/>
                 <w:szCs w:val="20"/>
               </w:rPr>
-              <w:t xml:space="preserve">¡Excelente trabajo! Se evidencia un buen dominio de los conceptos relacionados con las interfaces gráficas de usuario, su diseño, usabilidad y aplicación en entornos de escritorio y </w:t>
+              <w:t xml:space="preserve">¡Excelente trabajo! Se evidencia un buen dominio de los conceptos relacionados con el diseño y la arquitectura de </w:t>
             </w:r>
             <w:r>
               <w:rPr>
@@ -2651,7 +2942,7 @@
                 <w:sz w:val="20"/>
                 <w:szCs w:val="20"/>
               </w:rPr>
-              <w:t>web</w:t>
+              <w:t>software</w:t>
             </w:r>
             <w:r>
               <w:rPr>
@@ -2773,6 +3064,16 @@
                 <w:szCs w:val="20"/>
               </w:rPr>
             </w:pPr>
+            <w:r>
+              <w:rPr>
+                <w:rFonts w:eastAsia="Calibri"/>
+                <w:b/>
+                <w:color w:val="000000" w:themeColor="text1"/>
+                <w:sz w:val="20"/>
+                <w:szCs w:val="20"/>
+              </w:rPr>
+              <w:t>¿Qué tipo de diagrama se utiliza para representar las clases y sus relaciones?</w:t>
+            </w:r>
           </w:p>
         </w:tc>
       </w:tr>
@@ -2821,6 +3122,22 @@
                 <w:szCs w:val="20"/>
               </w:rPr>
             </w:pPr>
+            <w:r>
+              <w:rPr>
+                <w:color w:val="auto"/>
+                <w:sz w:val="20"/>
+                <w:szCs w:val="20"/>
+              </w:rPr>
+              <w:t>Diagrama de clases</w:t>
+            </w:r>
+            <w:r>
+              <w:rPr>
+                <w:color w:val="auto"/>
+                <w:sz w:val="20"/>
+                <w:szCs w:val="20"/>
+              </w:rPr>
+              <w:t>.</w:t>
+            </w:r>
           </w:p>
         </w:tc>
         <w:tc>
@@ -2839,15 +3156,6 @@
                 <w:szCs w:val="20"/>
               </w:rPr>
             </w:pPr>
-            <w:r>
-              <w:rPr>
-                <w:rFonts w:eastAsia="Calibri"/>
-                <w:color w:val="000000" w:themeColor="text1"/>
-                <w:sz w:val="20"/>
-                <w:szCs w:val="20"/>
-              </w:rPr>
-              <w:t>X</w:t>
-            </w:r>
           </w:p>
         </w:tc>
       </w:tr>
@@ -2898,6 +3206,22 @@
                 <w:szCs w:val="20"/>
               </w:rPr>
             </w:pPr>
+            <w:r>
+              <w:rPr>
+                <w:color w:val="auto"/>
+                <w:sz w:val="20"/>
+                <w:szCs w:val="20"/>
+              </w:rPr>
+              <w:t>Diagrama de red</w:t>
+            </w:r>
+            <w:r>
+              <w:rPr>
+                <w:color w:val="auto"/>
+                <w:sz w:val="20"/>
+                <w:szCs w:val="20"/>
+              </w:rPr>
+              <w:t>.</w:t>
+            </w:r>
           </w:p>
         </w:tc>
         <w:tc>
@@ -2965,6 +3289,22 @@
                 <w:szCs w:val="20"/>
               </w:rPr>
             </w:pPr>
+            <w:r>
+              <w:rPr>
+                <w:color w:val="auto"/>
+                <w:sz w:val="20"/>
+                <w:szCs w:val="20"/>
+              </w:rPr>
+              <w:t>Diagrama de secuencia</w:t>
+            </w:r>
+            <w:r>
+              <w:rPr>
+                <w:color w:val="auto"/>
+                <w:sz w:val="20"/>
+                <w:szCs w:val="20"/>
+              </w:rPr>
+              <w:t>.</w:t>
+            </w:r>
           </w:p>
         </w:tc>
         <w:tc>
@@ -3033,6 +3373,24 @@
                 <w:szCs w:val="20"/>
               </w:rPr>
             </w:pPr>
+            <w:r>
+              <w:rPr>
+                <w:rFonts w:eastAsia="Calibri"/>
+                <w:color w:val="auto"/>
+                <w:sz w:val="20"/>
+                <w:szCs w:val="20"/>
+              </w:rPr>
+              <w:t>Diagrama de flujo</w:t>
+            </w:r>
+            <w:r>
+              <w:rPr>
+                <w:rFonts w:eastAsia="Calibri"/>
+                <w:color w:val="auto"/>
+                <w:sz w:val="20"/>
+                <w:szCs w:val="20"/>
+              </w:rPr>
+              <w:t>.</w:t>
+            </w:r>
           </w:p>
         </w:tc>
         <w:tc>
@@ -3051,6 +3409,15 @@
                 <w:szCs w:val="20"/>
               </w:rPr>
             </w:pPr>
+            <w:r>
+              <w:rPr>
+                <w:rFonts w:eastAsia="Calibri"/>
+                <w:color w:val="000000" w:themeColor="text1"/>
+                <w:sz w:val="20"/>
+                <w:szCs w:val="20"/>
+              </w:rPr>
+              <w:t>X</w:t>
+            </w:r>
           </w:p>
         </w:tc>
       </w:tr>
@@ -3110,7 +3477,7 @@
                 <w:sz w:val="20"/>
                 <w:szCs w:val="20"/>
               </w:rPr>
-              <w:t xml:space="preserve">¡Excelente trabajo! Se evidencia un buen dominio de los conceptos relacionados con las interfaces gráficas de usuario, su diseño, usabilidad y aplicación en entornos de escritorio y </w:t>
+              <w:t xml:space="preserve">¡Excelente trabajo! Se evidencia un buen dominio de los conceptos relacionados con el diseño y la arquitectura de </w:t>
             </w:r>
             <w:r>
               <w:rPr>
@@ -3121,7 +3488,7 @@
                 <w:sz w:val="20"/>
                 <w:szCs w:val="20"/>
               </w:rPr>
-              <w:t>web</w:t>
+              <w:t>software</w:t>
             </w:r>
             <w:r>
               <w:rPr>
@@ -3244,6 +3611,37 @@
                 <w:szCs w:val="20"/>
               </w:rPr>
             </w:pPr>
+            <w:r>
+              <w:rPr>
+                <w:rFonts w:eastAsia="Calibri"/>
+                <w:b/>
+                <w:color w:val="000000" w:themeColor="text1"/>
+                <w:sz w:val="20"/>
+                <w:szCs w:val="20"/>
+              </w:rPr>
+              <w:t xml:space="preserve">¿Qué representan las vistas del sistema en el modelado de </w:t>
+            </w:r>
+            <w:r>
+              <w:rPr>
+                <w:rFonts w:eastAsia="Calibri"/>
+                <w:b/>
+                <w:i/>
+                <w:color w:val="000000" w:themeColor="text1"/>
+                <w:sz w:val="20"/>
+                <w:szCs w:val="20"/>
+              </w:rPr>
+              <w:t>software</w:t>
+            </w:r>
+            <w:r>
+              <w:rPr>
+                <w:rFonts w:eastAsia="Calibri"/>
+                <w:b/>
+                <w:color w:val="000000" w:themeColor="text1"/>
+                <w:sz w:val="20"/>
+                <w:szCs w:val="20"/>
+              </w:rPr>
+              <w:t>?</w:t>
+            </w:r>
           </w:p>
         </w:tc>
       </w:tr>
@@ -3294,6 +3692,14 @@
                 <w:szCs w:val="20"/>
               </w:rPr>
             </w:pPr>
+            <w:r>
+              <w:rPr>
+                <w:color w:val="auto"/>
+                <w:sz w:val="20"/>
+                <w:szCs w:val="20"/>
+              </w:rPr>
+              <w:t>Diferentes perspectivas del sistema.</w:t>
+            </w:r>
           </w:p>
         </w:tc>
         <w:tc>
@@ -3312,6 +3718,15 @@
                 <w:szCs w:val="20"/>
               </w:rPr>
             </w:pPr>
+            <w:r>
+              <w:rPr>
+                <w:rFonts w:eastAsia="Calibri"/>
+                <w:color w:val="000000" w:themeColor="text1"/>
+                <w:sz w:val="20"/>
+                <w:szCs w:val="20"/>
+              </w:rPr>
+              <w:t>X</w:t>
+            </w:r>
           </w:p>
         </w:tc>
       </w:tr>
@@ -3361,6 +3776,31 @@
                 <w:szCs w:val="20"/>
               </w:rPr>
             </w:pPr>
+            <w:r>
+              <w:rPr>
+                <w:color w:val="auto"/>
+                <w:sz w:val="20"/>
+                <w:szCs w:val="20"/>
+              </w:rPr>
+              <w:t xml:space="preserve">Versiones del </w:t>
+            </w:r>
+            <w:r>
+              <w:rPr>
+                <w:i/>
+                <w:color w:val="auto"/>
+                <w:sz w:val="20"/>
+                <w:szCs w:val="20"/>
+              </w:rPr>
+              <w:t>software</w:t>
+            </w:r>
+            <w:r>
+              <w:rPr>
+                <w:color w:val="auto"/>
+                <w:sz w:val="20"/>
+                <w:szCs w:val="20"/>
+              </w:rPr>
+              <w:t>.</w:t>
+            </w:r>
           </w:p>
         </w:tc>
         <w:tc>
@@ -3429,6 +3869,14 @@
                 <w:szCs w:val="20"/>
               </w:rPr>
             </w:pPr>
+            <w:r>
+              <w:rPr>
+                <w:color w:val="auto"/>
+                <w:sz w:val="20"/>
+                <w:szCs w:val="20"/>
+              </w:rPr>
+              <w:t>Interfaces gráficas.</w:t>
+            </w:r>
           </w:p>
         </w:tc>
         <w:tc>
@@ -3495,6 +3943,14 @@
                 <w:szCs w:val="20"/>
               </w:rPr>
             </w:pPr>
+            <w:r>
+              <w:rPr>
+                <w:color w:val="auto"/>
+                <w:sz w:val="20"/>
+                <w:szCs w:val="20"/>
+              </w:rPr>
+              <w:t>Procesos de compilación.</w:t>
+            </w:r>
           </w:p>
         </w:tc>
         <w:tc>
@@ -3513,15 +3969,6 @@
                 <w:szCs w:val="20"/>
               </w:rPr>
             </w:pPr>
-            <w:r>
-              <w:rPr>
-                <w:rFonts w:eastAsia="Calibri"/>
-                <w:color w:val="000000" w:themeColor="text1"/>
-                <w:sz w:val="20"/>
-                <w:szCs w:val="20"/>
-              </w:rPr>
-              <w:t>X</w:t>
-            </w:r>
           </w:p>
         </w:tc>
       </w:tr>
@@ -3581,7 +4028,7 @@
                 <w:sz w:val="20"/>
                 <w:szCs w:val="20"/>
               </w:rPr>
-              <w:t xml:space="preserve">¡Excelente trabajo! Se evidencia un buen dominio de los conceptos relacionados con las interfaces gráficas de usuario, su diseño, usabilidad y aplicación en entornos de escritorio y </w:t>
+              <w:t xml:space="preserve">¡Excelente trabajo! Se evidencia un buen dominio de los conceptos relacionados con el diseño y la arquitectura de </w:t>
             </w:r>
             <w:r>
               <w:rPr>
@@ -3592,7 +4039,7 @@
                 <w:sz w:val="20"/>
                 <w:szCs w:val="20"/>
               </w:rPr>
-              <w:t>web</w:t>
+              <w:t>software</w:t>
             </w:r>
             <w:r>
               <w:rPr>
@@ -3714,6 +4161,37 @@
                 <w:szCs w:val="20"/>
               </w:rPr>
             </w:pPr>
+            <w:r>
+              <w:rPr>
+                <w:rFonts w:eastAsia="Calibri"/>
+                <w:b/>
+                <w:color w:val="000000" w:themeColor="text1"/>
+                <w:sz w:val="20"/>
+                <w:szCs w:val="20"/>
+              </w:rPr>
+              <w:t xml:space="preserve">¿Cuál es el objetivo de los patrones de diseño de </w:t>
+            </w:r>
+            <w:r>
+              <w:rPr>
+                <w:rFonts w:eastAsia="Calibri"/>
+                <w:b/>
+                <w:i/>
+                <w:color w:val="000000" w:themeColor="text1"/>
+                <w:sz w:val="20"/>
+                <w:szCs w:val="20"/>
+              </w:rPr>
+              <w:t>software</w:t>
+            </w:r>
+            <w:r>
+              <w:rPr>
+                <w:rFonts w:eastAsia="Calibri"/>
+                <w:b/>
+                <w:color w:val="000000" w:themeColor="text1"/>
+                <w:sz w:val="20"/>
+                <w:szCs w:val="20"/>
+              </w:rPr>
+              <w:t>?</w:t>
+            </w:r>
           </w:p>
         </w:tc>
       </w:tr>
@@ -3762,6 +4240,24 @@
                 <w:szCs w:val="20"/>
               </w:rPr>
             </w:pPr>
+            <w:r>
+              <w:rPr>
+                <w:rFonts w:eastAsia="Calibri"/>
+                <w:color w:val="auto"/>
+                <w:sz w:val="20"/>
+                <w:szCs w:val="20"/>
+              </w:rPr>
+              <w:t>Crear interfaces gráficas</w:t>
+            </w:r>
+            <w:r>
+              <w:rPr>
+                <w:rFonts w:eastAsia="Calibri"/>
+                <w:color w:val="auto"/>
+                <w:sz w:val="20"/>
+                <w:szCs w:val="20"/>
+              </w:rPr>
+              <w:t>.</w:t>
+            </w:r>
           </w:p>
         </w:tc>
         <w:tc>
@@ -3830,6 +4326,24 @@
                 <w:szCs w:val="20"/>
               </w:rPr>
             </w:pPr>
+            <w:r>
+              <w:rPr>
+                <w:rFonts w:eastAsia="Calibri"/>
+                <w:color w:val="auto"/>
+                <w:sz w:val="20"/>
+                <w:szCs w:val="20"/>
+              </w:rPr>
+              <w:t>Proporcionar soluciones reutilizables a problemas comunes</w:t>
+            </w:r>
+            <w:r>
+              <w:rPr>
+                <w:rFonts w:eastAsia="Calibri"/>
+                <w:color w:val="auto"/>
+                <w:sz w:val="20"/>
+                <w:szCs w:val="20"/>
+              </w:rPr>
+              <w:t>.</w:t>
+            </w:r>
           </w:p>
         </w:tc>
         <w:tc>
@@ -3906,6 +4420,34 @@
                 <w:szCs w:val="20"/>
               </w:rPr>
             </w:pPr>
+            <w:r>
+              <w:rPr>
+                <w:rFonts w:eastAsia="Calibri"/>
+                <w:color w:val="auto"/>
+                <w:sz w:val="20"/>
+                <w:szCs w:val="20"/>
+              </w:rPr>
+              <w:t xml:space="preserve">Mejorar la velocidad del </w:t>
+            </w:r>
+            <w:r>
+              <w:rPr>
+                <w:rFonts w:eastAsia="Calibri"/>
+                <w:i/>
+                <w:color w:val="auto"/>
+                <w:sz w:val="20"/>
+                <w:szCs w:val="20"/>
+              </w:rPr>
+              <w:t>hardware</w:t>
+            </w:r>
+            <w:r>
+              <w:rPr>
+                <w:rFonts w:eastAsia="Calibri"/>
+                <w:color w:val="auto"/>
+                <w:sz w:val="20"/>
+                <w:szCs w:val="20"/>
+              </w:rPr>
+              <w:t>.</w:t>
+            </w:r>
           </w:p>
         </w:tc>
         <w:tc>
@@ -3974,6 +4516,24 @@
                 <w:szCs w:val="20"/>
               </w:rPr>
             </w:pPr>
+            <w:r>
+              <w:rPr>
+                <w:rFonts w:eastAsia="Calibri"/>
+                <w:color w:val="auto"/>
+                <w:sz w:val="20"/>
+                <w:szCs w:val="20"/>
+              </w:rPr>
+              <w:t>Diseñar redes de comunicación</w:t>
+            </w:r>
+            <w:r>
+              <w:rPr>
+                <w:rFonts w:eastAsia="Calibri"/>
+                <w:color w:val="auto"/>
+                <w:sz w:val="20"/>
+                <w:szCs w:val="20"/>
+              </w:rPr>
+              <w:t>.</w:t>
+            </w:r>
           </w:p>
         </w:tc>
         <w:tc>
@@ -4050,7 +4610,7 @@
                 <w:sz w:val="20"/>
                 <w:szCs w:val="20"/>
               </w:rPr>
-              <w:t xml:space="preserve">¡Excelente trabajo! Se evidencia un buen dominio de los conceptos relacionados con las interfaces gráficas de usuario, su diseño, usabilidad y aplicación en entornos de escritorio y </w:t>
+              <w:t xml:space="preserve">¡Excelente trabajo! Se evidencia un buen dominio de los conceptos relacionados con el diseño y la arquitectura de </w:t>
             </w:r>
             <w:r>
               <w:rPr>
@@ -4061,7 +4621,7 @@
                 <w:sz w:val="20"/>
                 <w:szCs w:val="20"/>
               </w:rPr>
-              <w:t>web</w:t>
+              <w:t>software</w:t>
             </w:r>
             <w:r>
               <w:rPr>
@@ -4184,6 +4744,16 @@
                 <w:szCs w:val="20"/>
               </w:rPr>
             </w:pPr>
+            <w:r>
+              <w:rPr>
+                <w:rFonts w:eastAsia="Calibri"/>
+                <w:b/>
+                <w:color w:val="000000" w:themeColor="text1"/>
+                <w:sz w:val="20"/>
+                <w:szCs w:val="20"/>
+              </w:rPr>
+              <w:t>¿Cuál de los siguientes es un patrón creacional?</w:t>
+            </w:r>
           </w:p>
         </w:tc>
       </w:tr>
@@ -4214,7 +4784,6 @@
                 <w:sz w:val="20"/>
                 <w:szCs w:val="20"/>
               </w:rPr>
-              <w:lastRenderedPageBreak/>
               <w:t>Opción a)</w:t>
             </w:r>
           </w:p>
@@ -4235,6 +4804,14 @@
                 <w:szCs w:val="20"/>
               </w:rPr>
             </w:pPr>
+            <w:r>
+              <w:rPr>
+                <w:color w:val="auto"/>
+                <w:sz w:val="20"/>
+                <w:szCs w:val="20"/>
+              </w:rPr>
+              <w:t>Singleton</w:t>
+            </w:r>
           </w:p>
         </w:tc>
         <w:tc>
@@ -4253,6 +4830,15 @@
                 <w:szCs w:val="20"/>
               </w:rPr>
             </w:pPr>
+            <w:r>
+              <w:rPr>
+                <w:rFonts w:eastAsia="Calibri"/>
+                <w:color w:val="000000" w:themeColor="text1"/>
+                <w:sz w:val="20"/>
+                <w:szCs w:val="20"/>
+              </w:rPr>
+              <w:t>X</w:t>
+            </w:r>
           </w:p>
         </w:tc>
       </w:tr>
@@ -4302,6 +4888,14 @@
                 <w:szCs w:val="20"/>
               </w:rPr>
             </w:pPr>
+            <w:r>
+              <w:rPr>
+                <w:color w:val="auto"/>
+                <w:sz w:val="20"/>
+                <w:szCs w:val="20"/>
+              </w:rPr>
+              <w:t>Observer</w:t>
+            </w:r>
           </w:p>
         </w:tc>
         <w:tc>
@@ -4370,6 +4964,14 @@
                 <w:szCs w:val="20"/>
               </w:rPr>
             </w:pPr>
+            <w:r>
+              <w:rPr>
+                <w:color w:val="auto"/>
+                <w:sz w:val="20"/>
+                <w:szCs w:val="20"/>
+              </w:rPr>
+              <w:t>Adapter</w:t>
+            </w:r>
           </w:p>
         </w:tc>
         <w:tc>
@@ -4388,15 +4990,6 @@
                 <w:szCs w:val="20"/>
               </w:rPr>
             </w:pPr>
-            <w:r>
-              <w:rPr>
-                <w:rFonts w:eastAsia="Calibri"/>
-                <w:color w:val="000000" w:themeColor="text1"/>
-                <w:sz w:val="20"/>
-                <w:szCs w:val="20"/>
-              </w:rPr>
-              <w:t>X</w:t>
-            </w:r>
           </w:p>
         </w:tc>
       </w:tr>
@@ -4425,6 +5018,7 @@
                 <w:sz w:val="20"/>
                 <w:szCs w:val="20"/>
               </w:rPr>
+              <w:lastRenderedPageBreak/>
               <w:t>Opción d)</w:t>
             </w:r>
           </w:p>
@@ -4445,6 +5039,14 @@
                 <w:szCs w:val="20"/>
               </w:rPr>
             </w:pPr>
+            <w:r>
+              <w:rPr>
+                <w:color w:val="auto"/>
+                <w:sz w:val="20"/>
+                <w:szCs w:val="20"/>
+              </w:rPr>
+              <w:t>Decorator</w:t>
+            </w:r>
           </w:p>
         </w:tc>
         <w:tc>
@@ -4522,7 +5124,7 @@
                 <w:sz w:val="20"/>
                 <w:szCs w:val="20"/>
               </w:rPr>
-              <w:t xml:space="preserve">¡Excelente trabajo! Se evidencia un buen dominio de los conceptos relacionados con las interfaces gráficas de usuario, su diseño, usabilidad y aplicación en entornos de escritorio y </w:t>
+              <w:t xml:space="preserve">¡Excelente trabajo! Se evidencia un buen dominio de los conceptos relacionados con el diseño y la arquitectura de </w:t>
             </w:r>
             <w:r>
               <w:rPr>
@@ -4533,7 +5135,7 @@
                 <w:sz w:val="20"/>
                 <w:szCs w:val="20"/>
               </w:rPr>
-              <w:t>web</w:t>
+              <w:t>software</w:t>
             </w:r>
             <w:r>
               <w:rPr>
@@ -4657,6 +5259,17 @@
                 <w:szCs w:val="20"/>
               </w:rPr>
             </w:pPr>
+            <w:r>
+              <w:rPr>
+                <w:rFonts w:eastAsia="Calibri"/>
+                <w:b/>
+                <w:bCs/>
+                <w:color w:val="auto"/>
+                <w:sz w:val="20"/>
+                <w:szCs w:val="20"/>
+              </w:rPr>
+              <w:t>¿Cuál es una característica de los patrones estructurales?</w:t>
+            </w:r>
           </w:p>
         </w:tc>
       </w:tr>
@@ -4705,6 +5318,24 @@
                 <w:szCs w:val="20"/>
               </w:rPr>
             </w:pPr>
+            <w:r>
+              <w:rPr>
+                <w:rFonts w:eastAsia="Calibri"/>
+                <w:color w:val="auto"/>
+                <w:sz w:val="20"/>
+                <w:szCs w:val="20"/>
+              </w:rPr>
+              <w:t>Definen cómo se comunican los objetos</w:t>
+            </w:r>
+            <w:r>
+              <w:rPr>
+                <w:rFonts w:eastAsia="Calibri"/>
+                <w:color w:val="auto"/>
+                <w:sz w:val="20"/>
+                <w:szCs w:val="20"/>
+              </w:rPr>
+              <w:t>.</w:t>
+            </w:r>
           </w:p>
         </w:tc>
         <w:tc>
@@ -4773,6 +5404,24 @@
                 <w:szCs w:val="20"/>
               </w:rPr>
             </w:pPr>
+            <w:r>
+              <w:rPr>
+                <w:rFonts w:eastAsia="Calibri"/>
+                <w:color w:val="auto"/>
+                <w:sz w:val="20"/>
+                <w:szCs w:val="20"/>
+              </w:rPr>
+              <w:t>Crean instancias de clases</w:t>
+            </w:r>
+            <w:r>
+              <w:rPr>
+                <w:rFonts w:eastAsia="Calibri"/>
+                <w:color w:val="auto"/>
+                <w:sz w:val="20"/>
+                <w:szCs w:val="20"/>
+              </w:rPr>
+              <w:t>.</w:t>
+            </w:r>
           </w:p>
         </w:tc>
         <w:tc>
@@ -4791,15 +5440,6 @@
                 <w:szCs w:val="20"/>
               </w:rPr>
             </w:pPr>
-            <w:r>
-              <w:rPr>
-                <w:rFonts w:eastAsia="Calibri"/>
-                <w:color w:val="auto"/>
-                <w:sz w:val="20"/>
-                <w:szCs w:val="20"/>
-              </w:rPr>
-              <w:t>X</w:t>
-            </w:r>
           </w:p>
         </w:tc>
       </w:tr>
@@ -4848,6 +5488,24 @@
                 <w:szCs w:val="20"/>
               </w:rPr>
             </w:pPr>
+            <w:r>
+              <w:rPr>
+                <w:rFonts w:eastAsia="Calibri"/>
+                <w:color w:val="auto"/>
+                <w:sz w:val="20"/>
+                <w:szCs w:val="20"/>
+              </w:rPr>
+              <w:t>Organizan las relaciones entre clases y objetos</w:t>
+            </w:r>
+            <w:r>
+              <w:rPr>
+                <w:rFonts w:eastAsia="Calibri"/>
+                <w:color w:val="auto"/>
+                <w:sz w:val="20"/>
+                <w:szCs w:val="20"/>
+              </w:rPr>
+              <w:t>.</w:t>
+            </w:r>
           </w:p>
         </w:tc>
         <w:tc>
@@ -4866,6 +5524,15 @@
                 <w:szCs w:val="20"/>
               </w:rPr>
             </w:pPr>
+            <w:r>
+              <w:rPr>
+                <w:rFonts w:eastAsia="Calibri"/>
+                <w:color w:val="auto"/>
+                <w:sz w:val="20"/>
+                <w:szCs w:val="20"/>
+              </w:rPr>
+              <w:t>X</w:t>
+            </w:r>
           </w:p>
         </w:tc>
       </w:tr>
@@ -4916,6 +5583,24 @@
                 <w:szCs w:val="20"/>
               </w:rPr>
             </w:pPr>
+            <w:r>
+              <w:rPr>
+                <w:rFonts w:eastAsia="Calibri"/>
+                <w:color w:val="auto"/>
+                <w:sz w:val="20"/>
+                <w:szCs w:val="20"/>
+              </w:rPr>
+              <w:t>Controlan los algoritmos del sistema</w:t>
+            </w:r>
+            <w:r>
+              <w:rPr>
+                <w:rFonts w:eastAsia="Calibri"/>
+                <w:color w:val="auto"/>
+                <w:sz w:val="20"/>
+                <w:szCs w:val="20"/>
+              </w:rPr>
+              <w:t>.</w:t>
+            </w:r>
           </w:p>
         </w:tc>
         <w:tc>
@@ -4993,7 +5678,7 @@
                 <w:sz w:val="20"/>
                 <w:szCs w:val="20"/>
               </w:rPr>
-              <w:t xml:space="preserve">¡Excelente trabajo! Se evidencia un buen dominio de los conceptos relacionados con las interfaces gráficas de usuario, su diseño, usabilidad y aplicación en entornos de escritorio y </w:t>
+              <w:t xml:space="preserve">¡Excelente trabajo! Se evidencia un buen dominio de los conceptos relacionados con el diseño y la arquitectura de </w:t>
             </w:r>
             <w:r>
               <w:rPr>
@@ -5004,7 +5689,7 @@
                 <w:sz w:val="20"/>
                 <w:szCs w:val="20"/>
               </w:rPr>
-              <w:t>web</w:t>
+              <w:t>software</w:t>
             </w:r>
             <w:r>
               <w:rPr>
@@ -5128,6 +5813,40 @@
                 <w:szCs w:val="20"/>
               </w:rPr>
             </w:pPr>
+            <w:r>
+              <w:rPr>
+                <w:rFonts w:eastAsia="Calibri"/>
+                <w:b/>
+                <w:bCs/>
+                <w:color w:val="000000" w:themeColor="text1"/>
+                <w:sz w:val="20"/>
+                <w:szCs w:val="20"/>
+              </w:rPr>
+              <w:t xml:space="preserve">¿Qué describe la arquitectura de </w:t>
+            </w:r>
+            <w:r>
+              <w:rPr>
+                <w:rFonts w:eastAsia="Calibri"/>
+                <w:b/>
+                <w:bCs/>
+                <w:i/>
+                <w:color w:val="000000" w:themeColor="text1"/>
+                <w:sz w:val="20"/>
+                <w:szCs w:val="20"/>
+              </w:rPr>
+              <w:t>software</w:t>
+            </w:r>
+            <w:r>
+              <w:rPr>
+                <w:rFonts w:eastAsia="Calibri"/>
+                <w:b/>
+                <w:bCs/>
+                <w:color w:val="000000" w:themeColor="text1"/>
+                <w:sz w:val="20"/>
+                <w:szCs w:val="20"/>
+              </w:rPr>
+              <w:t>?</w:t>
+            </w:r>
           </w:p>
         </w:tc>
       </w:tr>
@@ -5178,6 +5897,14 @@
                 <w:szCs w:val="20"/>
               </w:rPr>
             </w:pPr>
+            <w:r>
+              <w:rPr>
+                <w:color w:val="auto"/>
+                <w:sz w:val="20"/>
+                <w:szCs w:val="20"/>
+              </w:rPr>
+              <w:t>El lenguaje de programación utilizado.</w:t>
+            </w:r>
           </w:p>
         </w:tc>
         <w:tc>
@@ -5196,15 +5923,6 @@
                 <w:szCs w:val="20"/>
               </w:rPr>
             </w:pPr>
-            <w:r>
-              <w:rPr>
-                <w:rFonts w:eastAsia="Calibri"/>
-                <w:color w:val="000000" w:themeColor="text1"/>
-                <w:sz w:val="20"/>
-                <w:szCs w:val="20"/>
-              </w:rPr>
-              <w:t>X</w:t>
-            </w:r>
           </w:p>
         </w:tc>
       </w:tr>
@@ -5254,6 +5972,14 @@
                 <w:szCs w:val="20"/>
               </w:rPr>
             </w:pPr>
+            <w:r>
+              <w:rPr>
+                <w:color w:val="auto"/>
+                <w:sz w:val="20"/>
+                <w:szCs w:val="20"/>
+              </w:rPr>
+              <w:t>La estructura general del sistema y sus componentes.</w:t>
+            </w:r>
           </w:p>
         </w:tc>
         <w:tc>
@@ -5272,6 +5998,15 @@
                 <w:szCs w:val="20"/>
               </w:rPr>
             </w:pPr>
+            <w:r>
+              <w:rPr>
+                <w:rFonts w:eastAsia="Calibri"/>
+                <w:color w:val="000000" w:themeColor="text1"/>
+                <w:sz w:val="20"/>
+                <w:szCs w:val="20"/>
+              </w:rPr>
+              <w:t>X</w:t>
+            </w:r>
           </w:p>
         </w:tc>
       </w:tr>
@@ -5322,6 +6057,14 @@
                 <w:szCs w:val="20"/>
               </w:rPr>
             </w:pPr>
+            <w:r>
+              <w:rPr>
+                <w:color w:val="auto"/>
+                <w:sz w:val="20"/>
+                <w:szCs w:val="20"/>
+              </w:rPr>
+              <w:t>Los manuales del sistema.</w:t>
+            </w:r>
           </w:p>
         </w:tc>
         <w:tc>
@@ -5388,6 +6131,31 @@
                 <w:szCs w:val="20"/>
               </w:rPr>
             </w:pPr>
+            <w:r>
+              <w:rPr>
+                <w:color w:val="auto"/>
+                <w:sz w:val="20"/>
+                <w:szCs w:val="20"/>
+              </w:rPr>
+              <w:t xml:space="preserve">El </w:t>
+            </w:r>
+            <w:r>
+              <w:rPr>
+                <w:i/>
+                <w:color w:val="auto"/>
+                <w:sz w:val="20"/>
+                <w:szCs w:val="20"/>
+              </w:rPr>
+              <w:t>hardware</w:t>
+            </w:r>
+            <w:r>
+              <w:rPr>
+                <w:color w:val="auto"/>
+                <w:sz w:val="20"/>
+                <w:szCs w:val="20"/>
+              </w:rPr>
+              <w:t xml:space="preserve"> requerido.</w:t>
+            </w:r>
           </w:p>
         </w:tc>
         <w:tc>
@@ -5465,7 +6233,7 @@
                 <w:sz w:val="20"/>
                 <w:szCs w:val="20"/>
               </w:rPr>
-              <w:t xml:space="preserve">¡Excelente trabajo! Se evidencia un buen dominio de los conceptos relacionados con las interfaces gráficas de usuario, su diseño, usabilidad y aplicación en entornos de escritorio y </w:t>
+              <w:t xml:space="preserve">¡Excelente trabajo! Se evidencia un buen dominio de los conceptos relacionados con el diseño y la arquitectura de </w:t>
             </w:r>
             <w:r>
               <w:rPr>
@@ -5476,7 +6244,7 @@
                 <w:sz w:val="20"/>
                 <w:szCs w:val="20"/>
               </w:rPr>
-              <w:t>web</w:t>
+              <w:t>software</w:t>
             </w:r>
             <w:r>
               <w:rPr>
@@ -5621,6 +6389,16 @@
                 <w:szCs w:val="20"/>
               </w:rPr>
             </w:pPr>
+            <w:r>
+              <w:rPr>
+                <w:rFonts w:eastAsia="Calibri"/>
+                <w:b/>
+                <w:color w:val="000000" w:themeColor="text1"/>
+                <w:sz w:val="20"/>
+                <w:szCs w:val="20"/>
+              </w:rPr>
+              <w:t>¿Cuál es una característica del modelo cliente-servidor?</w:t>
+            </w:r>
           </w:p>
         </w:tc>
       </w:tr>
@@ -5668,6 +6446,20 @@
                 <w:szCs w:val="20"/>
               </w:rPr>
             </w:pPr>
+            <w:r>
+              <w:rPr>
+                <w:sz w:val="20"/>
+                <w:szCs w:val="20"/>
+              </w:rPr>
+              <w:t>El servidor proporciona servicios a múltiples clientes</w:t>
+            </w:r>
+            <w:r>
+              <w:rPr>
+                <w:sz w:val="20"/>
+                <w:szCs w:val="20"/>
+              </w:rPr>
+              <w:t>.</w:t>
+            </w:r>
           </w:p>
         </w:tc>
         <w:tc>
@@ -5685,6 +6477,15 @@
                 <w:szCs w:val="20"/>
               </w:rPr>
             </w:pPr>
+            <w:r>
+              <w:rPr>
+                <w:rFonts w:eastAsia="Calibri"/>
+                <w:color w:val="000000" w:themeColor="text1"/>
+                <w:sz w:val="20"/>
+                <w:szCs w:val="20"/>
+              </w:rPr>
+              <w:t>X</w:t>
+            </w:r>
           </w:p>
         </w:tc>
       </w:tr>
@@ -5732,6 +6533,20 @@
                 <w:szCs w:val="20"/>
               </w:rPr>
             </w:pPr>
+            <w:r>
+              <w:rPr>
+                <w:sz w:val="20"/>
+                <w:szCs w:val="20"/>
+              </w:rPr>
+              <w:t>No utiliza redes de comunicación</w:t>
+            </w:r>
+            <w:r>
+              <w:rPr>
+                <w:sz w:val="20"/>
+                <w:szCs w:val="20"/>
+              </w:rPr>
+              <w:t>.</w:t>
+            </w:r>
           </w:p>
         </w:tc>
         <w:tc>
@@ -5749,15 +6564,6 @@
                 <w:szCs w:val="20"/>
               </w:rPr>
             </w:pPr>
-            <w:r>
-              <w:rPr>
-                <w:rFonts w:eastAsia="Calibri"/>
-                <w:color w:val="000000" w:themeColor="text1"/>
-                <w:sz w:val="20"/>
-                <w:szCs w:val="20"/>
-              </w:rPr>
-              <w:t>X</w:t>
-            </w:r>
           </w:p>
         </w:tc>
       </w:tr>
@@ -5805,6 +6611,20 @@
                 <w:szCs w:val="20"/>
               </w:rPr>
             </w:pPr>
+            <w:r>
+              <w:rPr>
+                <w:sz w:val="20"/>
+                <w:szCs w:val="20"/>
+              </w:rPr>
+              <w:t>Funciona sin base de datos</w:t>
+            </w:r>
+            <w:r>
+              <w:rPr>
+                <w:sz w:val="20"/>
+                <w:szCs w:val="20"/>
+              </w:rPr>
+              <w:t>.</w:t>
+            </w:r>
           </w:p>
         </w:tc>
         <w:tc>
@@ -5869,6 +6689,22 @@
                 <w:szCs w:val="20"/>
               </w:rPr>
             </w:pPr>
+            <w:r>
+              <w:rPr>
+                <w:rFonts w:eastAsia="Calibri"/>
+                <w:sz w:val="20"/>
+                <w:szCs w:val="20"/>
+              </w:rPr>
+              <w:t>Todos los procesos funcionan de manera independiente</w:t>
+            </w:r>
+            <w:r>
+              <w:rPr>
+                <w:rFonts w:eastAsia="Calibri"/>
+                <w:sz w:val="20"/>
+                <w:szCs w:val="20"/>
+              </w:rPr>
+              <w:t>.</w:t>
+            </w:r>
           </w:p>
         </w:tc>
         <w:tc>
@@ -5945,7 +6781,7 @@
                 <w:sz w:val="20"/>
                 <w:szCs w:val="20"/>
               </w:rPr>
-              <w:t xml:space="preserve">¡Excelente trabajo! Se evidencia un buen dominio de los conceptos relacionados con las interfaces gráficas de usuario, su diseño, usabilidad y aplicación en entornos de escritorio y </w:t>
+              <w:t xml:space="preserve">¡Excelente trabajo! Se evidencia un buen dominio de los conceptos relacionados con el diseño y la arquitectura de </w:t>
             </w:r>
             <w:r>
               <w:rPr>
@@ -5956,7 +6792,7 @@
                 <w:sz w:val="20"/>
                 <w:szCs w:val="20"/>
               </w:rPr>
-              <w:t>web</w:t>
+              <w:t>software</w:t>
             </w:r>
             <w:r>
               <w:rPr>
@@ -6079,6 +6915,17 @@
                 <w:szCs w:val="20"/>
               </w:rPr>
             </w:pPr>
+            <w:r>
+              <w:rPr>
+                <w:rFonts w:eastAsia="Calibri"/>
+                <w:b/>
+                <w:bCs/>
+                <w:color w:val="000000" w:themeColor="text1"/>
+                <w:sz w:val="20"/>
+                <w:szCs w:val="20"/>
+              </w:rPr>
+              <w:t>¿Cuál es la función del modelo MVC?</w:t>
+            </w:r>
           </w:p>
         </w:tc>
       </w:tr>
@@ -6127,6 +6974,24 @@
                 <w:szCs w:val="20"/>
               </w:rPr>
             </w:pPr>
+            <w:r>
+              <w:rPr>
+                <w:rFonts w:eastAsia="Calibri"/>
+                <w:color w:val="000000" w:themeColor="text1"/>
+                <w:sz w:val="20"/>
+                <w:szCs w:val="20"/>
+              </w:rPr>
+              <w:t>Gestionar redes informáticas</w:t>
+            </w:r>
+            <w:r>
+              <w:rPr>
+                <w:rFonts w:eastAsia="Calibri"/>
+                <w:color w:val="000000" w:themeColor="text1"/>
+                <w:sz w:val="20"/>
+                <w:szCs w:val="20"/>
+              </w:rPr>
+              <w:t>.</w:t>
+            </w:r>
           </w:p>
         </w:tc>
         <w:tc>
@@ -6192,6 +7057,24 @@
                 <w:szCs w:val="20"/>
               </w:rPr>
             </w:pPr>
+            <w:r>
+              <w:rPr>
+                <w:rFonts w:eastAsia="Calibri"/>
+                <w:color w:val="000000" w:themeColor="text1"/>
+                <w:sz w:val="20"/>
+                <w:szCs w:val="20"/>
+              </w:rPr>
+              <w:t>Crear bases de datos distribuidas</w:t>
+            </w:r>
+            <w:r>
+              <w:rPr>
+                <w:rFonts w:eastAsia="Calibri"/>
+                <w:color w:val="000000" w:themeColor="text1"/>
+                <w:sz w:val="20"/>
+                <w:szCs w:val="20"/>
+              </w:rPr>
+              <w:t>.</w:t>
+            </w:r>
           </w:p>
         </w:tc>
         <w:tc>
@@ -6257,6 +7140,24 @@
                 <w:szCs w:val="20"/>
               </w:rPr>
             </w:pPr>
+            <w:r>
+              <w:rPr>
+                <w:rFonts w:eastAsia="Calibri"/>
+                <w:color w:val="000000" w:themeColor="text1"/>
+                <w:sz w:val="20"/>
+                <w:szCs w:val="20"/>
+              </w:rPr>
+              <w:t>Separar la lógica, la interfaz y el control de la aplicación</w:t>
+            </w:r>
+            <w:r>
+              <w:rPr>
+                <w:rFonts w:eastAsia="Calibri"/>
+                <w:color w:val="000000" w:themeColor="text1"/>
+                <w:sz w:val="20"/>
+                <w:szCs w:val="20"/>
+              </w:rPr>
+              <w:t>.</w:t>
+            </w:r>
           </w:p>
         </w:tc>
         <w:tc>
@@ -6331,6 +7232,34 @@
                 <w:szCs w:val="20"/>
               </w:rPr>
             </w:pPr>
+            <w:r>
+              <w:rPr>
+                <w:rFonts w:eastAsia="Calibri"/>
+                <w:color w:val="000000" w:themeColor="text1"/>
+                <w:sz w:val="20"/>
+                <w:szCs w:val="20"/>
+              </w:rPr>
+              <w:t xml:space="preserve">Administrar servidores </w:t>
+            </w:r>
+            <w:r>
+              <w:rPr>
+                <w:rFonts w:eastAsia="Calibri"/>
+                <w:i/>
+                <w:color w:val="000000" w:themeColor="text1"/>
+                <w:sz w:val="20"/>
+                <w:szCs w:val="20"/>
+              </w:rPr>
+              <w:t>web</w:t>
+            </w:r>
+            <w:r>
+              <w:rPr>
+                <w:rFonts w:eastAsia="Calibri"/>
+                <w:color w:val="000000" w:themeColor="text1"/>
+                <w:sz w:val="20"/>
+                <w:szCs w:val="20"/>
+              </w:rPr>
+              <w:t>.</w:t>
+            </w:r>
           </w:p>
         </w:tc>
         <w:tc>
@@ -6407,7 +7336,7 @@
                 <w:sz w:val="20"/>
                 <w:szCs w:val="20"/>
               </w:rPr>
-              <w:t xml:space="preserve">¡Excelente trabajo! Se evidencia un buen dominio de los conceptos relacionados con las interfaces gráficas de usuario, su diseño, usabilidad y aplicación en entornos de escritorio y </w:t>
+              <w:t xml:space="preserve">¡Excelente trabajo! Se evidencia un buen dominio de los conceptos relacionados con el diseño y la arquitectura de </w:t>
             </w:r>
             <w:r>
               <w:rPr>
@@ -6418,7 +7347,7 @@
                 <w:sz w:val="20"/>
                 <w:szCs w:val="20"/>
               </w:rPr>
-              <w:t>web</w:t>
+              <w:t>software</w:t>
             </w:r>
             <w:r>
               <w:rPr>
@@ -6536,11 +7465,20 @@
                 <w:rFonts w:eastAsia="Calibri"/>
                 <w:b/>
                 <w:bCs/>
-                <w:color w:val="AEAAAA"/>
-                <w:sz w:val="20"/>
-                <w:szCs w:val="20"/>
-              </w:rPr>
-            </w:pPr>
+                <w:sz w:val="20"/>
+                <w:szCs w:val="20"/>
+              </w:rPr>
+            </w:pPr>
+            <w:r>
+              <w:rPr>
+                <w:rFonts w:eastAsia="Calibri"/>
+                <w:b/>
+                <w:bCs/>
+                <w:sz w:val="20"/>
+                <w:szCs w:val="20"/>
+              </w:rPr>
+              <w:t>¿Qué caracteriza a la arquitectura orientada a servicios (SOA)?</w:t>
+            </w:r>
           </w:p>
         </w:tc>
       </w:tr>
@@ -6570,7 +7508,6 @@
                 <w:sz w:val="20"/>
                 <w:szCs w:val="20"/>
               </w:rPr>
-              <w:lastRenderedPageBreak/>
               <w:t>Opción a)</w:t>
             </w:r>
           </w:p>
@@ -6590,6 +7527,13 @@
                 <w:szCs w:val="20"/>
               </w:rPr>
             </w:pPr>
+            <w:r>
+              <w:rPr>
+                <w:sz w:val="20"/>
+                <w:szCs w:val="20"/>
+              </w:rPr>
+              <w:t>Uso exclusivo de bases de datos relacionales.</w:t>
+            </w:r>
           </w:p>
         </w:tc>
         <w:tc>
@@ -6655,6 +7599,13 @@
                 <w:szCs w:val="20"/>
               </w:rPr>
             </w:pPr>
+            <w:r>
+              <w:rPr>
+                <w:sz w:val="20"/>
+                <w:szCs w:val="20"/>
+              </w:rPr>
+              <w:t>Integración de servicios independientes que se comunican entre sí.</w:t>
+            </w:r>
           </w:p>
         </w:tc>
         <w:tc>
@@ -6729,6 +7680,13 @@
                 <w:szCs w:val="20"/>
               </w:rPr>
             </w:pPr>
+            <w:r>
+              <w:rPr>
+                <w:sz w:val="20"/>
+                <w:szCs w:val="20"/>
+              </w:rPr>
+              <w:t>Programación sin servidores.</w:t>
+            </w:r>
           </w:p>
         </w:tc>
         <w:tc>
@@ -6794,6 +7752,13 @@
                 <w:szCs w:val="20"/>
               </w:rPr>
             </w:pPr>
+            <w:r>
+              <w:rPr>
+                <w:sz w:val="20"/>
+                <w:szCs w:val="20"/>
+              </w:rPr>
+              <w:t>Uso de una sola aplicación centralizada.</w:t>
+            </w:r>
           </w:p>
         </w:tc>
         <w:tc>
@@ -6870,7 +7835,7 @@
                 <w:sz w:val="20"/>
                 <w:szCs w:val="20"/>
               </w:rPr>
-              <w:t xml:space="preserve">¡Excelente trabajo! Se evidencia un buen dominio de los conceptos relacionados con las interfaces gráficas de usuario, su diseño, usabilidad y aplicación en entornos de escritorio y </w:t>
+              <w:t xml:space="preserve">¡Excelente trabajo! Se evidencia un buen dominio de los conceptos relacionados con el diseño y la arquitectura de </w:t>
             </w:r>
             <w:r>
               <w:rPr>
@@ -6881,7 +7846,7 @@
                 <w:sz w:val="20"/>
                 <w:szCs w:val="20"/>
               </w:rPr>
-              <w:t>web</w:t>
+              <w:t>software</w:t>
             </w:r>
             <w:r>
               <w:rPr>
@@ -6924,6 +7889,7 @@
                 <w:sz w:val="20"/>
                 <w:szCs w:val="20"/>
               </w:rPr>
+              <w:lastRenderedPageBreak/>
               <w:t>Comentario respuesta incorrecta</w:t>
             </w:r>
           </w:p>
@@ -7003,6 +7969,37 @@
                 <w:szCs w:val="20"/>
               </w:rPr>
             </w:pPr>
+            <w:r>
+              <w:rPr>
+                <w:rFonts w:eastAsia="Calibri"/>
+                <w:b/>
+                <w:color w:val="000000" w:themeColor="text1"/>
+                <w:sz w:val="20"/>
+                <w:szCs w:val="20"/>
+              </w:rPr>
+              <w:t xml:space="preserve">¿Qué tecnología se utiliza comúnmente para desarrollar APIs </w:t>
+            </w:r>
+            <w:r>
+              <w:rPr>
+                <w:rFonts w:eastAsia="Calibri"/>
+                <w:b/>
+                <w:i/>
+                <w:color w:val="000000" w:themeColor="text1"/>
+                <w:sz w:val="20"/>
+                <w:szCs w:val="20"/>
+              </w:rPr>
+              <w:t>web</w:t>
+            </w:r>
+            <w:r>
+              <w:rPr>
+                <w:rFonts w:eastAsia="Calibri"/>
+                <w:b/>
+                <w:color w:val="000000" w:themeColor="text1"/>
+                <w:sz w:val="20"/>
+                <w:szCs w:val="20"/>
+              </w:rPr>
+              <w:t>?</w:t>
+            </w:r>
           </w:p>
         </w:tc>
       </w:tr>
@@ -7050,6 +8047,14 @@
                 <w:szCs w:val="20"/>
               </w:rPr>
             </w:pPr>
+            <w:r>
+              <w:rPr>
+                <w:rFonts w:eastAsia="Calibri"/>
+                <w:sz w:val="20"/>
+                <w:szCs w:val="20"/>
+              </w:rPr>
+              <w:t>HTML</w:t>
+            </w:r>
           </w:p>
         </w:tc>
         <w:tc>
@@ -7113,6 +8118,14 @@
                 <w:szCs w:val="20"/>
               </w:rPr>
             </w:pPr>
+            <w:r>
+              <w:rPr>
+                <w:rFonts w:eastAsia="Calibri"/>
+                <w:sz w:val="20"/>
+                <w:szCs w:val="20"/>
+              </w:rPr>
+              <w:t>FTP</w:t>
+            </w:r>
           </w:p>
         </w:tc>
         <w:tc>
@@ -7176,6 +8189,14 @@
                 <w:szCs w:val="20"/>
               </w:rPr>
             </w:pPr>
+            <w:r>
+              <w:rPr>
+                <w:rFonts w:eastAsia="Calibri"/>
+                <w:sz w:val="20"/>
+                <w:szCs w:val="20"/>
+              </w:rPr>
+              <w:t>SMTP</w:t>
+            </w:r>
           </w:p>
         </w:tc>
         <w:tc>
@@ -7242,6 +8263,14 @@
                 <w:szCs w:val="20"/>
               </w:rPr>
             </w:pPr>
+            <w:r>
+              <w:rPr>
+                <w:rFonts w:eastAsia="Calibri"/>
+                <w:sz w:val="20"/>
+                <w:szCs w:val="20"/>
+              </w:rPr>
+              <w:t>REST</w:t>
+            </w:r>
           </w:p>
         </w:tc>
         <w:tc>
@@ -7325,7 +8354,7 @@
                 <w:sz w:val="20"/>
                 <w:szCs w:val="20"/>
               </w:rPr>
-              <w:t xml:space="preserve">¡Excelente trabajo! Se evidencia un buen dominio de los conceptos relacionados con las interfaces gráficas de usuario, su diseño, usabilidad y aplicación en entornos de escritorio y </w:t>
+              <w:t xml:space="preserve">¡Excelente trabajo! Se evidencia un buen dominio de los conceptos relacionados con el diseño y la arquitectura de </w:t>
             </w:r>
             <w:r>
               <w:rPr>
@@ -7336,7 +8365,7 @@
                 <w:sz w:val="20"/>
                 <w:szCs w:val="20"/>
               </w:rPr>
-              <w:t>web</w:t>
+              <w:t>software</w:t>
             </w:r>
             <w:r>
               <w:rPr>
@@ -7458,6 +8487,16 @@
                 <w:szCs w:val="20"/>
               </w:rPr>
             </w:pPr>
+            <w:r>
+              <w:rPr>
+                <w:rFonts w:eastAsia="Calibri"/>
+                <w:b/>
+                <w:color w:val="000000" w:themeColor="text1"/>
+                <w:sz w:val="20"/>
+                <w:szCs w:val="20"/>
+              </w:rPr>
+              <w:t>¿Cuál es una característica principal de los microservicios?</w:t>
+            </w:r>
           </w:p>
         </w:tc>
       </w:tr>
@@ -7506,6 +8545,20 @@
                 <w:szCs w:val="20"/>
               </w:rPr>
             </w:pPr>
+            <w:r>
+              <w:rPr>
+                <w:sz w:val="20"/>
+                <w:szCs w:val="20"/>
+              </w:rPr>
+              <w:t>Los servicios son independientes y escalables</w:t>
+            </w:r>
+            <w:r>
+              <w:rPr>
+                <w:sz w:val="20"/>
+                <w:szCs w:val="20"/>
+              </w:rPr>
+              <w:t>.</w:t>
+            </w:r>
           </w:p>
         </w:tc>
         <w:tc>
@@ -7578,6 +8631,13 @@
                 <w:szCs w:val="20"/>
               </w:rPr>
             </w:pPr>
+            <w:r>
+              <w:rPr>
+                <w:sz w:val="20"/>
+                <w:szCs w:val="20"/>
+              </w:rPr>
+              <w:t>No utilizan bases de datos.</w:t>
+            </w:r>
           </w:p>
         </w:tc>
         <w:tc>
@@ -7642,6 +8702,13 @@
                 <w:szCs w:val="20"/>
               </w:rPr>
             </w:pPr>
+            <w:r>
+              <w:rPr>
+                <w:sz w:val="20"/>
+                <w:szCs w:val="20"/>
+              </w:rPr>
+              <w:t>No permiten actualizaciones.</w:t>
+            </w:r>
           </w:p>
         </w:tc>
         <w:tc>
@@ -7706,6 +8773,15 @@
                 <w:szCs w:val="20"/>
               </w:rPr>
             </w:pPr>
+            <w:r>
+              <w:rPr>
+                <w:rFonts w:eastAsia="Calibri"/>
+                <w:color w:val="000000" w:themeColor="text1"/>
+                <w:sz w:val="20"/>
+                <w:szCs w:val="20"/>
+              </w:rPr>
+              <w:t>Toda la aplicación funciona como un solo módulo.</w:t>
+            </w:r>
           </w:p>
         </w:tc>
         <w:tc>
@@ -7781,7 +8857,7 @@
                 <w:sz w:val="20"/>
                 <w:szCs w:val="20"/>
               </w:rPr>
-              <w:t xml:space="preserve">¡Excelente trabajo! Se evidencia un buen dominio de los conceptos relacionados con las interfaces gráficas de usuario, su diseño, usabilidad y aplicación en entornos de escritorio y </w:t>
+              <w:t xml:space="preserve">¡Excelente trabajo! Se evidencia un buen dominio de los conceptos relacionados con el diseño y la arquitectura de </w:t>
             </w:r>
             <w:r>
               <w:rPr>
@@ -7792,7 +8868,7 @@
                 <w:sz w:val="20"/>
                 <w:szCs w:val="20"/>
               </w:rPr>
-              <w:t>web</w:t>
+              <w:t>software</w:t>
             </w:r>
             <w:r>
               <w:rPr>
@@ -7914,6 +8990,37 @@
                 <w:szCs w:val="20"/>
               </w:rPr>
             </w:pPr>
+            <w:r>
+              <w:rPr>
+                <w:rFonts w:eastAsia="Calibri"/>
+                <w:b/>
+                <w:color w:val="000000" w:themeColor="text1"/>
+                <w:sz w:val="20"/>
+                <w:szCs w:val="20"/>
+              </w:rPr>
+              <w:t xml:space="preserve">¿Qué significa el concepto de arquitectura </w:t>
+            </w:r>
+            <w:r>
+              <w:rPr>
+                <w:rFonts w:eastAsia="Calibri"/>
+                <w:b/>
+                <w:i/>
+                <w:color w:val="000000" w:themeColor="text1"/>
+                <w:sz w:val="20"/>
+                <w:szCs w:val="20"/>
+              </w:rPr>
+              <w:t>serverless</w:t>
+            </w:r>
+            <w:r>
+              <w:rPr>
+                <w:rFonts w:eastAsia="Calibri"/>
+                <w:b/>
+                <w:color w:val="000000" w:themeColor="text1"/>
+                <w:sz w:val="20"/>
+                <w:szCs w:val="20"/>
+              </w:rPr>
+              <w:t>?</w:t>
+            </w:r>
           </w:p>
         </w:tc>
       </w:tr>
@@ -7962,6 +9069,12 @@
                 <w:szCs w:val="20"/>
               </w:rPr>
             </w:pPr>
+            <w:r>
+              <w:t>No se utilizan servidores físicos</w:t>
+            </w:r>
+            <w:r>
+              <w:t>.</w:t>
+            </w:r>
           </w:p>
         </w:tc>
         <w:tc>
@@ -8026,6 +9139,12 @@
                 <w:szCs w:val="20"/>
               </w:rPr>
             </w:pPr>
+            <w:r>
+              <w:t>El proveedor de nube administra la infraestructura del servidor</w:t>
+            </w:r>
+            <w:r>
+              <w:t>.</w:t>
+            </w:r>
           </w:p>
         </w:tc>
         <w:tc>
@@ -8042,6 +9161,14 @@
                 <w:szCs w:val="20"/>
               </w:rPr>
             </w:pPr>
+            <w:r>
+              <w:rPr>
+                <w:rFonts w:eastAsia="Calibri"/>
+                <w:sz w:val="20"/>
+                <w:szCs w:val="20"/>
+              </w:rPr>
+              <w:t>X</w:t>
+            </w:r>
           </w:p>
         </w:tc>
       </w:tr>
@@ -8093,6 +9220,24 @@
                 <w:szCs w:val="20"/>
               </w:rPr>
             </w:pPr>
+            <w:r>
+              <w:t xml:space="preserve">El </w:t>
+            </w:r>
+            <w:r>
+              <w:rPr>
+                <w:i/>
+              </w:rPr>
+              <w:t>software</w:t>
+            </w:r>
+            <w:r>
+              <w:t xml:space="preserve"> no requiere I</w:t>
+            </w:r>
+            <w:r>
+              <w:t>nternet</w:t>
+            </w:r>
+            <w:r>
+              <w:t>.</w:t>
+            </w:r>
           </w:p>
         </w:tc>
         <w:tc>
@@ -8157,6 +9302,12 @@
                 <w:szCs w:val="20"/>
               </w:rPr>
             </w:pPr>
+            <w:r>
+              <w:t>Los programas se ejecutan localmente</w:t>
+            </w:r>
+            <w:r>
+              <w:t>.</w:t>
+            </w:r>
           </w:p>
         </w:tc>
         <w:tc>
@@ -8173,14 +9324,6 @@
                 <w:szCs w:val="20"/>
               </w:rPr>
             </w:pPr>
-            <w:r>
-              <w:rPr>
-                <w:rFonts w:eastAsia="Calibri"/>
-                <w:sz w:val="20"/>
-                <w:szCs w:val="20"/>
-              </w:rPr>
-              <w:t>X</w:t>
-            </w:r>
           </w:p>
         </w:tc>
       </w:tr>
@@ -8240,7 +9383,7 @@
                 <w:sz w:val="20"/>
                 <w:szCs w:val="20"/>
               </w:rPr>
-              <w:t xml:space="preserve">¡Excelente trabajo! Se evidencia un buen dominio de los conceptos relacionados con las interfaces gráficas de usuario, su diseño, usabilidad y aplicación en entornos de escritorio y </w:t>
+              <w:t xml:space="preserve">¡Excelente trabajo! Se evidencia un buen dominio de los conceptos relacionados con el diseño y la arquitectura de </w:t>
             </w:r>
             <w:r>
               <w:rPr>
@@ -8251,7 +9394,7 @@
                 <w:sz w:val="20"/>
                 <w:szCs w:val="20"/>
               </w:rPr>
-              <w:t>web</w:t>
+              <w:t>software</w:t>
             </w:r>
             <w:r>
               <w:rPr>
@@ -8373,6 +9516,15 @@
                 <w:szCs w:val="20"/>
               </w:rPr>
             </w:pPr>
+            <w:r>
+              <w:rPr>
+                <w:rFonts w:eastAsia="Calibri"/>
+                <w:b/>
+                <w:sz w:val="20"/>
+                <w:szCs w:val="20"/>
+              </w:rPr>
+              <w:t>¿Cuál es el propósito principal de DevOps?</w:t>
+            </w:r>
           </w:p>
         </w:tc>
       </w:tr>
@@ -8420,6 +9572,28 @@
                 <w:szCs w:val="20"/>
               </w:rPr>
             </w:pPr>
+            <w:r>
+              <w:rPr>
+                <w:sz w:val="20"/>
+                <w:szCs w:val="20"/>
+              </w:rPr>
+              <w:t xml:space="preserve">Integrar desarrollo y operaciones para mejorar la entrega del </w:t>
+            </w:r>
+            <w:r>
+              <w:rPr>
+                <w:i/>
+                <w:sz w:val="20"/>
+                <w:szCs w:val="20"/>
+              </w:rPr>
+              <w:t>software</w:t>
+            </w:r>
+            <w:r>
+              <w:rPr>
+                <w:sz w:val="20"/>
+                <w:szCs w:val="20"/>
+              </w:rPr>
+              <w:t>.</w:t>
+            </w:r>
           </w:p>
         </w:tc>
         <w:tc>
@@ -8493,6 +9667,13 @@
                 <w:szCs w:val="20"/>
               </w:rPr>
             </w:pPr>
+            <w:r>
+              <w:rPr>
+                <w:sz w:val="20"/>
+                <w:szCs w:val="20"/>
+              </w:rPr>
+              <w:t>Crear bases de datos.</w:t>
+            </w:r>
           </w:p>
         </w:tc>
         <w:tc>
@@ -8557,6 +9738,13 @@
                 <w:szCs w:val="20"/>
               </w:rPr>
             </w:pPr>
+            <w:r>
+              <w:rPr>
+                <w:sz w:val="20"/>
+                <w:szCs w:val="20"/>
+              </w:rPr>
+              <w:t>Diseñar interfaces de usuario.</w:t>
+            </w:r>
           </w:p>
         </w:tc>
         <w:tc>
@@ -8621,6 +9809,14 @@
                 <w:szCs w:val="20"/>
               </w:rPr>
             </w:pPr>
+            <w:r>
+              <w:rPr>
+                <w:rFonts w:eastAsia="Calibri"/>
+                <w:sz w:val="20"/>
+                <w:szCs w:val="20"/>
+              </w:rPr>
+              <w:t>Separar completamente desarrollo y operaciones.</w:t>
+            </w:r>
           </w:p>
         </w:tc>
         <w:tc>
@@ -8669,7 +9865,6 @@
                 <w:sz w:val="20"/>
                 <w:szCs w:val="20"/>
               </w:rPr>
-              <w:lastRenderedPageBreak/>
               <w:t>Comentario respuesta correcta</w:t>
             </w:r>
           </w:p>
@@ -8698,7 +9893,7 @@
                 <w:sz w:val="20"/>
                 <w:szCs w:val="20"/>
               </w:rPr>
-              <w:t xml:space="preserve">¡Excelente trabajo! Se evidencia un buen dominio de los conceptos relacionados con las interfaces gráficas de usuario, su diseño, usabilidad y aplicación en entornos de escritorio y </w:t>
+              <w:t xml:space="preserve">¡Excelente trabajo! Se evidencia un buen dominio de los conceptos relacionados con el diseño y la arquitectura de </w:t>
             </w:r>
             <w:r>
               <w:rPr>
@@ -8709,7 +9904,7 @@
                 <w:sz w:val="20"/>
                 <w:szCs w:val="20"/>
               </w:rPr>
-              <w:t>web</w:t>
+              <w:t>software</w:t>
             </w:r>
             <w:r>
               <w:rPr>
@@ -8831,6 +10026,37 @@
                 <w:szCs w:val="20"/>
               </w:rPr>
             </w:pPr>
+            <w:r>
+              <w:rPr>
+                <w:rFonts w:eastAsia="Calibri"/>
+                <w:b/>
+                <w:color w:val="000000" w:themeColor="text1"/>
+                <w:sz w:val="20"/>
+                <w:szCs w:val="20"/>
+              </w:rPr>
+              <w:t xml:space="preserve">¿Qué busca la integración continua en el desarrollo de </w:t>
+            </w:r>
+            <w:r>
+              <w:rPr>
+                <w:rFonts w:eastAsia="Calibri"/>
+                <w:b/>
+                <w:i/>
+                <w:color w:val="000000" w:themeColor="text1"/>
+                <w:sz w:val="20"/>
+                <w:szCs w:val="20"/>
+              </w:rPr>
+              <w:t>software</w:t>
+            </w:r>
+            <w:r>
+              <w:rPr>
+                <w:rFonts w:eastAsia="Calibri"/>
+                <w:b/>
+                <w:color w:val="000000" w:themeColor="text1"/>
+                <w:sz w:val="20"/>
+                <w:szCs w:val="20"/>
+              </w:rPr>
+              <w:t>?</w:t>
+            </w:r>
           </w:p>
         </w:tc>
       </w:tr>
@@ -8879,6 +10105,13 @@
                 <w:szCs w:val="20"/>
               </w:rPr>
             </w:pPr>
+            <w:r>
+              <w:rPr>
+                <w:sz w:val="20"/>
+                <w:szCs w:val="20"/>
+              </w:rPr>
+              <w:t>Evitar cambios en el código.</w:t>
+            </w:r>
           </w:p>
         </w:tc>
         <w:tc>
@@ -8944,6 +10177,13 @@
                 <w:szCs w:val="20"/>
               </w:rPr>
             </w:pPr>
+            <w:r>
+              <w:rPr>
+                <w:sz w:val="20"/>
+                <w:szCs w:val="20"/>
+              </w:rPr>
+              <w:t>Integrar y probar el código frecuentemente.</w:t>
+            </w:r>
           </w:p>
         </w:tc>
         <w:tc>
@@ -9018,6 +10258,13 @@
                 <w:szCs w:val="20"/>
               </w:rPr>
             </w:pPr>
+            <w:r>
+              <w:rPr>
+                <w:sz w:val="20"/>
+                <w:szCs w:val="20"/>
+              </w:rPr>
+              <w:t>Reducir el número de desarrolladores.</w:t>
+            </w:r>
           </w:p>
         </w:tc>
         <w:tc>
@@ -9086,6 +10333,28 @@
                 <w:szCs w:val="20"/>
               </w:rPr>
             </w:pPr>
+            <w:r>
+              <w:rPr>
+                <w:sz w:val="20"/>
+                <w:szCs w:val="20"/>
+              </w:rPr>
+              <w:t xml:space="preserve">Eliminar las pruebas de </w:t>
+            </w:r>
+            <w:r>
+              <w:rPr>
+                <w:i/>
+                <w:sz w:val="20"/>
+                <w:szCs w:val="20"/>
+              </w:rPr>
+              <w:t>software</w:t>
+            </w:r>
+            <w:r>
+              <w:rPr>
+                <w:sz w:val="20"/>
+                <w:szCs w:val="20"/>
+              </w:rPr>
+              <w:t>.</w:t>
+            </w:r>
           </w:p>
         </w:tc>
         <w:tc>
@@ -9162,7 +10431,7 @@
                 <w:sz w:val="20"/>
                 <w:szCs w:val="20"/>
               </w:rPr>
-              <w:t xml:space="preserve">¡Excelente trabajo! Se evidencia un buen dominio de los conceptos relacionados con las interfaces gráficas de usuario, su diseño, usabilidad y aplicación en entornos de escritorio y </w:t>
+              <w:t xml:space="preserve">¡Excelente trabajo! Se evidencia un buen dominio de los conceptos relacionados con el diseño y la arquitectura de </w:t>
             </w:r>
             <w:r>
               <w:rPr>
@@ -9173,7 +10442,7 @@
                 <w:sz w:val="20"/>
                 <w:szCs w:val="20"/>
               </w:rPr>
-              <w:t>web</w:t>
+              <w:t>software</w:t>
             </w:r>
             <w:r>
               <w:rPr>
@@ -9216,6 +10485,7 @@
                 <w:sz w:val="20"/>
                 <w:szCs w:val="20"/>
               </w:rPr>
+              <w:lastRenderedPageBreak/>
               <w:t>Comentario respuesta incorrecta</w:t>
             </w:r>
           </w:p>
@@ -9295,6 +10565,16 @@
                 <w:szCs w:val="20"/>
               </w:rPr>
             </w:pPr>
+            <w:r>
+              <w:rPr>
+                <w:rFonts w:eastAsia="Calibri"/>
+                <w:b/>
+                <w:color w:val="000000" w:themeColor="text1"/>
+                <w:sz w:val="20"/>
+                <w:szCs w:val="20"/>
+              </w:rPr>
+              <w:t>¿Qué tipo de base de datos organiza la información en tablas relacionadas?</w:t>
+            </w:r>
           </w:p>
         </w:tc>
       </w:tr>
@@ -9342,6 +10622,13 @@
                 <w:szCs w:val="20"/>
               </w:rPr>
             </w:pPr>
+            <w:r>
+              <w:rPr>
+                <w:sz w:val="20"/>
+                <w:szCs w:val="20"/>
+              </w:rPr>
+              <w:t>No relacional.</w:t>
+            </w:r>
           </w:p>
         </w:tc>
         <w:tc>
@@ -9405,6 +10692,13 @@
                 <w:szCs w:val="20"/>
               </w:rPr>
             </w:pPr>
+            <w:r>
+              <w:rPr>
+                <w:sz w:val="20"/>
+                <w:szCs w:val="20"/>
+              </w:rPr>
+              <w:t>Jerárquica.</w:t>
+            </w:r>
           </w:p>
         </w:tc>
         <w:tc>
@@ -9426,7 +10720,7 @@
       </w:tr>
       <w:tr>
         <w:trPr>
-          <w:trHeight w:val="220"/>
+          <w:trHeight w:val="64"/>
         </w:trPr>
         <w:tc>
           <w:tcPr>
@@ -9468,6 +10762,13 @@
                 <w:szCs w:val="20"/>
               </w:rPr>
             </w:pPr>
+            <w:r>
+              <w:rPr>
+                <w:sz w:val="20"/>
+                <w:szCs w:val="20"/>
+              </w:rPr>
+              <w:t>Relacional.</w:t>
+            </w:r>
           </w:p>
         </w:tc>
         <w:tc>
@@ -9539,6 +10840,13 @@
                 <w:szCs w:val="20"/>
               </w:rPr>
             </w:pPr>
+            <w:r>
+              <w:rPr>
+                <w:sz w:val="20"/>
+                <w:szCs w:val="20"/>
+              </w:rPr>
+              <w:t>Distribuida.</w:t>
+            </w:r>
           </w:p>
         </w:tc>
         <w:tc>
@@ -9614,7 +10922,7 @@
                 <w:sz w:val="20"/>
                 <w:szCs w:val="20"/>
               </w:rPr>
-              <w:t xml:space="preserve">¡Excelente trabajo! Se evidencia un buen dominio de los conceptos relacionados con las interfaces gráficas de usuario, su diseño, usabilidad y aplicación en entornos de escritorio y </w:t>
+              <w:t xml:space="preserve">¡Excelente trabajo! Se evidencia un buen dominio de los conceptos relacionados con el diseño y la arquitectura de </w:t>
             </w:r>
             <w:r>
               <w:rPr>
@@ -9625,7 +10933,7 @@
                 <w:sz w:val="20"/>
                 <w:szCs w:val="20"/>
               </w:rPr>
-              <w:t>web</w:t>
+              <w:t>software</w:t>
             </w:r>
             <w:r>
               <w:rPr>
@@ -9746,6 +11054,34 @@
                 <w:szCs w:val="20"/>
               </w:rPr>
             </w:pPr>
+            <w:r>
+              <w:rPr>
+                <w:rFonts w:eastAsia="Calibri"/>
+                <w:b/>
+                <w:sz w:val="20"/>
+                <w:szCs w:val="20"/>
+              </w:rPr>
+              <w:t xml:space="preserve">¿Qué es la arquitectura candidata en el diseño de </w:t>
+            </w:r>
+            <w:r>
+              <w:rPr>
+                <w:rFonts w:eastAsia="Calibri"/>
+                <w:b/>
+                <w:i/>
+                <w:sz w:val="20"/>
+                <w:szCs w:val="20"/>
+              </w:rPr>
+              <w:t>software</w:t>
+            </w:r>
+            <w:r>
+              <w:rPr>
+                <w:rFonts w:eastAsia="Calibri"/>
+                <w:b/>
+                <w:sz w:val="20"/>
+                <w:szCs w:val="20"/>
+              </w:rPr>
+              <w:t>?</w:t>
+            </w:r>
           </w:p>
         </w:tc>
       </w:tr>
@@ -9793,6 +11129,13 @@
                 <w:szCs w:val="20"/>
               </w:rPr>
             </w:pPr>
+            <w:r>
+              <w:rPr>
+                <w:sz w:val="20"/>
+                <w:szCs w:val="20"/>
+              </w:rPr>
+              <w:t>Una propuesta inicial de estructura del sistema basada en los requerimientos.</w:t>
+            </w:r>
           </w:p>
         </w:tc>
         <w:tc>
@@ -9864,6 +11207,13 @@
                 <w:szCs w:val="20"/>
               </w:rPr>
             </w:pPr>
+            <w:r>
+              <w:rPr>
+                <w:sz w:val="20"/>
+                <w:szCs w:val="20"/>
+              </w:rPr>
+              <w:t>El manual del sistema.</w:t>
+            </w:r>
           </w:p>
         </w:tc>
         <w:tc>
@@ -9927,6 +11277,13 @@
                 <w:szCs w:val="20"/>
               </w:rPr>
             </w:pPr>
+            <w:r>
+              <w:rPr>
+                <w:sz w:val="20"/>
+                <w:szCs w:val="20"/>
+              </w:rPr>
+              <w:t>La base de datos definitiva.</w:t>
+            </w:r>
           </w:p>
         </w:tc>
         <w:tc>
@@ -9990,6 +11347,14 @@
                 <w:szCs w:val="20"/>
               </w:rPr>
             </w:pPr>
+            <w:r>
+              <w:rPr>
+                <w:rFonts w:eastAsia="Calibri"/>
+                <w:sz w:val="20"/>
+                <w:szCs w:val="20"/>
+              </w:rPr>
+              <w:t>La arquitectura final del sistema.</w:t>
+            </w:r>
           </w:p>
         </w:tc>
         <w:tc>
@@ -10065,7 +11430,7 @@
                 <w:sz w:val="20"/>
                 <w:szCs w:val="20"/>
               </w:rPr>
-              <w:t xml:space="preserve">¡Excelente trabajo! Se evidencia un buen dominio de los conceptos relacionados con las interfaces gráficas de usuario, su diseño, usabilidad y aplicación en entornos de escritorio y </w:t>
+              <w:t xml:space="preserve">¡Excelente trabajo! Se evidencia un buen dominio de los conceptos relacionados con el diseño y la arquitectura de </w:t>
             </w:r>
             <w:r>
               <w:rPr>
@@ -10076,7 +11441,7 @@
                 <w:sz w:val="20"/>
                 <w:szCs w:val="20"/>
               </w:rPr>
-              <w:t>web</w:t>
+              <w:t>software</w:t>
             </w:r>
             <w:r>
               <w:rPr>
@@ -10403,7 +11768,6 @@
                 <w:sz w:val="20"/>
                 <w:szCs w:val="20"/>
               </w:rPr>
-              <w:lastRenderedPageBreak/>
               <w:t>CONTROL DE REVISIÓN</w:t>
             </w:r>
           </w:p>
@@ -10614,8 +11978,10 @@
                 <w:sz w:val="20"/>
                 <w:szCs w:val="20"/>
               </w:rPr>
-              <w:t>Manuel Felipe Echavarría Orozco</w:t>
-            </w:r>
+              <w:t>Francisco José Vásquez Suárez</w:t>
+            </w:r>
+            <w:bookmarkStart w:id="0" w:name="_GoBack"/>
+            <w:bookmarkEnd w:id="0"/>
           </w:p>
         </w:tc>
         <w:tc>
@@ -10791,101 +12157,6 @@
               </w:rPr>
               <w:t xml:space="preserve"> de 2026</w:t>
             </w:r>
-          </w:p>
-        </w:tc>
-      </w:tr>
-      <w:tr>
-        <w:trPr>
-          <w:trHeight w:val="492"/>
-        </w:trPr>
-        <w:tc>
-          <w:tcPr>
-            <w:tcW w:w="3465" w:type="dxa"/>
-            <w:tcBorders>
-              <w:top w:val="single" w:sz="8" w:space="0" w:color="F4B083"/>
-              <w:left w:val="single" w:sz="8" w:space="0" w:color="F4B083"/>
-              <w:bottom w:val="single" w:sz="8" w:space="0" w:color="F4B083"/>
-              <w:right w:val="single" w:sz="8" w:space="0" w:color="F4B083"/>
-            </w:tcBorders>
-            <w:tcMar>
-              <w:top w:w="100" w:type="dxa"/>
-              <w:left w:w="100" w:type="dxa"/>
-              <w:bottom w:w="100" w:type="dxa"/>
-              <w:right w:w="100" w:type="dxa"/>
-            </w:tcMar>
-          </w:tcPr>
-          <w:p>
-            <w:pPr>
-              <w:widowControl w:val="0"/>
-              <w:spacing w:line="240" w:lineRule="auto"/>
-              <w:rPr>
-                <w:rFonts w:eastAsia="Calibri"/>
-                <w:b/>
-                <w:color w:val="595959"/>
-                <w:sz w:val="20"/>
-                <w:szCs w:val="20"/>
-              </w:rPr>
-            </w:pPr>
-          </w:p>
-        </w:tc>
-        <w:tc>
-          <w:tcPr>
-            <w:tcW w:w="3090" w:type="dxa"/>
-            <w:tcBorders>
-              <w:top w:val="single" w:sz="8" w:space="0" w:color="F4B083"/>
-              <w:left w:val="single" w:sz="8" w:space="0" w:color="F4B083"/>
-              <w:bottom w:val="single" w:sz="8" w:space="0" w:color="F4B083"/>
-              <w:right w:val="single" w:sz="8" w:space="0" w:color="F4B083"/>
-            </w:tcBorders>
-            <w:tcMar>
-              <w:top w:w="100" w:type="dxa"/>
-              <w:left w:w="100" w:type="dxa"/>
-              <w:bottom w:w="100" w:type="dxa"/>
-              <w:right w:w="100" w:type="dxa"/>
-            </w:tcMar>
-          </w:tcPr>
-          <w:p>
-            <w:pPr>
-              <w:widowControl w:val="0"/>
-              <w:spacing w:line="240" w:lineRule="auto"/>
-              <w:rPr>
-                <w:rFonts w:eastAsia="Calibri"/>
-                <w:b/>
-                <w:color w:val="595959"/>
-                <w:sz w:val="20"/>
-                <w:szCs w:val="20"/>
-              </w:rPr>
-            </w:pPr>
-          </w:p>
-        </w:tc>
-        <w:tc>
-          <w:tcPr>
-            <w:tcW w:w="3420" w:type="dxa"/>
-            <w:tcBorders>
-              <w:top w:val="single" w:sz="8" w:space="0" w:color="F4B083"/>
-              <w:left w:val="single" w:sz="8" w:space="0" w:color="F4B083"/>
-              <w:bottom w:val="single" w:sz="8" w:space="0" w:color="F4B083"/>
-              <w:right w:val="single" w:sz="8" w:space="0" w:color="F4B083"/>
-            </w:tcBorders>
-            <w:tcMar>
-              <w:top w:w="100" w:type="dxa"/>
-              <w:left w:w="100" w:type="dxa"/>
-              <w:bottom w:w="100" w:type="dxa"/>
-              <w:right w:w="100" w:type="dxa"/>
-            </w:tcMar>
-          </w:tcPr>
-          <w:p>
-            <w:pPr>
-              <w:widowControl w:val="0"/>
-              <w:spacing w:line="240" w:lineRule="auto"/>
-              <w:rPr>
-                <w:rFonts w:eastAsia="Calibri"/>
-                <w:b/>
-                <w:color w:val="595959"/>
-                <w:sz w:val="20"/>
-                <w:szCs w:val="20"/>
-              </w:rPr>
-            </w:pPr>
           </w:p>
         </w:tc>
       </w:tr>
@@ -12713,7 +13984,7 @@
 </file>
 
 <file path=customXml/itemProps1.xml><?xml version="1.0" encoding="utf-8"?>
-<ds:datastoreItem xmlns:ds="http://schemas.openxmlformats.org/officeDocument/2006/customXml" ds:itemID="{D29DAFC0-B6A0-4E67-87ED-73EFCAF31CCF}"/>
+<ds:datastoreItem xmlns:ds="http://schemas.openxmlformats.org/officeDocument/2006/customXml" ds:itemID="{ABC9CAFA-CFE7-4C00-97D2-B44E384C6B81}"/>
 </file>
 
 <file path=customXml/itemProps2.xml><?xml version="1.0" encoding="utf-8"?>
